--- a/user-stories/Epic-3-Number-Input-in-Expression/US-08-Add-Number-to-Expression.docx
+++ b/user-stories/Epic-3-Number-Input-in-Expression/US-08-Add-Number-to-Expression.docx
@@ -7,58 +7,19 @@
         <w:pStyle w:val="Heading1"/>
       </w:pPr>
       <w:r>
-        <w:rPr>
-          <w:color w:val="1F497D"/>
-        </w:rPr>
-        <w:t>US-08 - Add Number Placeholder to Expression</w:t>
-      </w:r>
-    </w:p>
-    <w:p/>
-    <w:p>
-      <w:r>
-        <w:rPr>
-          <w:b/>
-        </w:rPr>
-        <w:t xml:space="preserve">Epic: </w:t>
-      </w:r>
-      <w:r>
-        <w:t>Epic 3 - Number Input in Expression</w:t>
+        <w:t>US-08: Add Number to Expression</w:t>
       </w:r>
     </w:p>
     <w:p>
       <w:r>
-        <w:rPr>
-          <w:b/>
-        </w:rPr>
-        <w:t xml:space="preserve">Story ID: </w:t>
-      </w:r>
-      <w:r>
-        <w:t>US-08</w:t>
+        <w:t>Epic: Epic 3 - Number Input in Expression</w:t>
       </w:r>
     </w:p>
     <w:p>
       <w:r>
-        <w:rPr>
-          <w:b/>
-        </w:rPr>
-        <w:t xml:space="preserve">Type: </w:t>
-      </w:r>
-      <w:r>
-        <w:t>Frontend</w:t>
+        <w:t>Type: Frontend</w:t>
       </w:r>
     </w:p>
-    <w:p>
-      <w:r>
-        <w:rPr>
-          <w:b/>
-        </w:rPr>
-        <w:t xml:space="preserve">Priority: </w:t>
-      </w:r>
-      <w:r>
-        <w:t>Medium</w:t>
-      </w:r>
-    </w:p>
-    <w:p/>
     <w:p>
       <w:pPr>
         <w:pStyle w:val="Heading2"/>
@@ -71,16 +32,11 @@
       <w:r>
         <w:t>As a user,</w:t>
         <w:br/>
-      </w:r>
-      <w:r>
-        <w:t>I want to click on 'Number' from the Parameter list,</w:t>
+        <w:t>I want to select "Number" from the parameter list,</w:t>
         <w:br/>
-      </w:r>
-      <w:r>
-        <w:t>So that a default numeric placeholder '0.0' is added to the expression area.</w:t>
+        <w:t>So that a default numeric placeholder (0.0) is added to the expression.</w:t>
       </w:r>
     </w:p>
-    <w:p/>
     <w:p>
       <w:pPr>
         <w:pStyle w:val="Heading2"/>
@@ -94,7 +50,7 @@
         <w:pStyle w:val="ListBullet"/>
       </w:pPr>
       <w:r>
-        <w:t>Clicking 'Number' in the Parameter tab adds '0.0' as a token in the 'Add Expression' area.</w:t>
+        <w:t>Clicking "Number" in the Parameter or All tab adds a token with value "0.0" in the expression area.</w:t>
       </w:r>
     </w:p>
     <w:p>
@@ -102,7 +58,7 @@
         <w:pStyle w:val="ListBullet"/>
       </w:pPr>
       <w:r>
-        <w:t>The '0.0' token is visually distinguishable from field tokens.</w:t>
+        <w:t>The "0.0" token is visually distinct (e.g., shown inside a bordered box/chip).</w:t>
       </w:r>
     </w:p>
     <w:p>
@@ -110,7 +66,7 @@
         <w:pStyle w:val="ListBullet"/>
       </w:pPr>
       <w:r>
-        <w:t>A '+' sign is added after '0.0' just like other tokens.</w:t>
+        <w:t>The Select Expression popup closes after "Number" is selected.</w:t>
       </w:r>
     </w:p>
     <w:p>
@@ -118,7 +74,51 @@
         <w:pStyle w:val="ListBullet"/>
       </w:pPr>
       <w:r>
-        <w:t>The '0.0' token is clickable for editing.</w:t>
+        <w:t>A [+] button is appended after the 0.0 token.</w:t>
+      </w:r>
+    </w:p>
+    <w:p>
+      <w:pPr>
+        <w:pStyle w:val="Heading2"/>
+      </w:pPr>
+      <w:r>
+        <w:t>UI Reference</w:t>
+      </w:r>
+    </w:p>
+    <w:p>
+      <w:r>
+        <w:drawing>
+          <wp:inline xmlns:a="http://schemas.openxmlformats.org/drawingml/2006/main" xmlns:pic="http://schemas.openxmlformats.org/drawingml/2006/picture">
+            <wp:extent cx="4572000" cy="2993566"/>
+            <wp:docPr id="1" name="Picture 1"/>
+            <wp:cNvGraphicFramePr>
+              <a:graphicFrameLocks noChangeAspect="1"/>
+            </wp:cNvGraphicFramePr>
+            <a:graphic>
+              <a:graphicData uri="http://schemas.openxmlformats.org/drawingml/2006/picture">
+                <pic:pic>
+                  <pic:nvPicPr>
+                    <pic:cNvPr id="0" name="image10.png"/>
+                    <pic:cNvPicPr/>
+                  </pic:nvPicPr>
+                  <pic:blipFill>
+                    <a:blip r:embed="rId9"/>
+                    <a:stretch>
+                      <a:fillRect/>
+                    </a:stretch>
+                  </pic:blipFill>
+                  <pic:spPr>
+                    <a:xfrm>
+                      <a:off x="0" y="0"/>
+                      <a:ext cx="4572000" cy="2993566"/>
+                    </a:xfrm>
+                    <a:prstGeom prst="rect"/>
+                  </pic:spPr>
+                </pic:pic>
+              </a:graphicData>
+            </a:graphic>
+          </wp:inline>
+        </w:drawing>
       </w:r>
     </w:p>
     <w:sectPr>
